--- a/profiles/documentation/tsw-class-377-dtg-thejag.docx
+++ b/profiles/documentation/tsw-class-377-dtg-thejag.docx
@@ -403,9 +403,9 @@
                 <w:noProof/>
               </w:rPr>
               <w:drawing>
-                <wp:inline distT="0" distB="0" distL="0" distR="0" wp14:anchorId="6793D39B" wp14:editId="389E87BC">
-                  <wp:extent cx="3880271" cy="187200"/>
-                  <wp:effectExtent l="0" t="0" r="0" b="3810"/>
+                <wp:inline distT="0" distB="0" distL="0" distR="0" wp14:anchorId="6793D39B" wp14:editId="5D12CB17">
+                  <wp:extent cx="6715854" cy="324000"/>
+                  <wp:effectExtent l="0" t="0" r="0" b="0"/>
                   <wp:docPr id="592711026" name="Picture 1"/>
                   <wp:cNvGraphicFramePr>
                     <a:graphicFrameLocks xmlns:a="http://schemas.openxmlformats.org/drawingml/2006/main" noChangeAspect="1"/>
@@ -435,7 +435,7 @@
                         <pic:spPr bwMode="auto">
                           <a:xfrm>
                             <a:off x="0" y="0"/>
-                            <a:ext cx="3880271" cy="187200"/>
+                            <a:ext cx="6715854" cy="324000"/>
                           </a:xfrm>
                           <a:prstGeom prst="rect">
                             <a:avLst/>
